--- a/skill-lens.docx
+++ b/skill-lens.docx
@@ -32,7 +32,7 @@
         <w:jc w:val="center"/>
       </w:pPr>
       <w:r>
-        <w:t>Author: ______________________________    |    Institution: ______________________________</w:t>
+        <w:t>Authors: Deepak Rakshit, Shaswat Srivastav, Arya Kashyap    |    Institution: ______________________________</w:t>
       </w:r>
     </w:p>
     <w:p>

--- a/skill-lens.docx
+++ b/skill-lens.docx
@@ -32,7 +32,7 @@
         <w:jc w:val="center"/>
       </w:pPr>
       <w:r>
-        <w:t>Authors: Deepak Rakshit, Shaswat Srivastav, Arya Kashyap    |    Institution: ______________________________</w:t>
+        <w:t>Authors: Deepak Rakshit, Shaswat Srivastav, Arya Kashyap    |    Institution: Noida Institute of Engineering and Technology</w:t>
       </w:r>
     </w:p>
     <w:p>
